--- a/word_reports/위치_742_Various Artists_세계애창곡레코드 Vol. 6.docx
+++ b/word_reports/위치_742_Various Artists_세계애창곡레코드 Vol. 6.docx
@@ -4,7 +4,7 @@
   <w:body>
     <w:p>
       <w:pPr>
-        <w:spacing w:after="280"/>
+        <w:spacing w:after="80"/>
       </w:pPr>
       <w:r>
         <w:rPr w:rFonts="맑은 고딕">
@@ -13,94 +13,47 @@
           <w:color w:val="1E3A8A"/>
           <w:sz w:val="30"/>
         </w:rPr>
-        <w:t>[742] Various Artists - 세계애창곡레코드 Vol. 6</w:t>
+        <w:t>Various Artists - 세계애창곡레코드 Vol. 5</w:t>
       </w:r>
     </w:p>
     <w:p>
       <w:pPr>
-        <w:spacing w:after="320"/>
+        <w:spacing w:after="240"/>
       </w:pPr>
       <w:r>
         <w:rPr w:rFonts="맑은 고딕">
           <w:rFonts w:ascii="맑은 고딕" w:hAnsi="맑은 고딕" w:eastAsia="맑은 고딕"/>
           <w:b/>
-          <w:sz w:val="20"/>
+          <w:color w:val="4B5563"/>
+          <w:sz w:val="22"/>
         </w:rPr>
-        <w:t>■ 위치 : 742</w:t>
-        <w:br/>
-      </w:r>
-      <w:r>
-        <w:rPr w:rFonts="맑은 고딕">
-          <w:rFonts w:ascii="맑은 고딕" w:hAnsi="맑은 고딕" w:eastAsia="맑은 고딕"/>
-          <w:b/>
-          <w:sz w:val="20"/>
-        </w:rPr>
-        <w:t>■ 아티스트 : Various Artists</w:t>
-        <w:br/>
-      </w:r>
-      <w:r>
-        <w:rPr w:rFonts="맑은 고딕">
-          <w:rFonts w:ascii="맑은 고딕" w:hAnsi="맑은 고딕" w:eastAsia="맑은 고딕"/>
-          <w:b/>
-          <w:sz w:val="20"/>
-        </w:rPr>
-        <w:t>■ 앨범명 : 세계애창곡레코드 Vol. 6</w:t>
-        <w:br/>
-      </w:r>
-      <w:r>
-        <w:rPr w:rFonts="맑은 고딕">
-          <w:rFonts w:ascii="맑은 고딕" w:hAnsi="맑은 고딕" w:eastAsia="맑은 고딕"/>
-          <w:b w:val="0"/>
-          <w:sz w:val="20"/>
-        </w:rPr>
-        <w:t>■ 음반 레이블 : 성음제작소 (Sung Eum Limited / Philips 라이선스)</w:t>
-        <w:br/>
-      </w:r>
-      <w:r>
-        <w:rPr w:rFonts="맑은 고딕">
-          <w:rFonts w:ascii="맑은 고딕" w:hAnsi="맑은 고딕" w:eastAsia="맑은 고딕"/>
-          <w:b w:val="0"/>
-          <w:sz w:val="20"/>
-        </w:rPr>
-        <w:t>■ 발매년도 : 1978</w:t>
-        <w:br/>
-      </w:r>
-      <w:r>
-        <w:rPr w:rFonts="맑은 고딕">
-          <w:rFonts w:ascii="맑은 고딕" w:hAnsi="맑은 고딕" w:eastAsia="맑은 고딕"/>
-          <w:b w:val="0"/>
-          <w:sz w:val="20"/>
-        </w:rPr>
-        <w:t>■ 장르 : 클래식 성악 / 세계 민요 / 가곡 (Vocal &amp; Folk Songs)</w:t>
-        <w:br/>
-      </w:r>
-      <w:r>
-        <w:rPr w:rFonts="맑은 고딕">
-          <w:rFonts w:ascii="맑은 고딕" w:hAnsi="맑은 고딕" w:eastAsia="맑은 고딕"/>
-          <w:b w:val="0"/>
-          <w:sz w:val="20"/>
-        </w:rPr>
-        <w:t>■ 주요 수록곡 : 1. 오 나의 태양 (O Sole Mio) - 에두아르도 디 카푸아</w:t>
-        <w:br/>
+        <w:t>위치 :  742</w:t>
       </w:r>
     </w:p>
     <w:p>
       <w:pPr>
-        <w:spacing w:after="160"/>
+        <w:spacing w:line="324" w:lineRule="auto" w:before="80" w:after="160"/>
       </w:pPr>
       <w:r>
         <w:rPr w:rFonts="맑은 고딕">
           <w:rFonts w:ascii="맑은 고딕" w:hAnsi="맑은 고딕" w:eastAsia="맑은 고딕"/>
           <w:b/>
           <w:color w:val="1F2937"/>
-          <w:sz w:val="24"/>
+          <w:sz w:val="22"/>
         </w:rPr>
-        <w:t>■ 음반 해설 및 감상 가이드</w:t>
+        <w:t xml:space="preserve">[음반 소개] </w:t>
+      </w:r>
+      <w:r>
+        <w:rPr w:rFonts="맑은 고딕">
+          <w:rFonts w:ascii="맑은 고딕" w:hAnsi="맑은 고딕" w:eastAsia="맑은 고딕"/>
+          <w:b w:val="0"/>
+          <w:sz w:val="21"/>
+        </w:rPr>
       </w:r>
     </w:p>
     <w:p>
       <w:pPr>
-        <w:spacing w:line="312" w:lineRule="auto" w:after="120"/>
+        <w:spacing w:line="324" w:lineRule="auto" w:after="120"/>
       </w:pPr>
       <w:r>
         <w:rPr w:rFonts="맑은 고딕">
@@ -108,103 +61,516 @@
           <w:b w:val="0"/>
           <w:sz w:val="21"/>
         </w:rPr>
-        <w:t>**아날로그 시대의 유산, 세계 명곡의 정수를 담다**</w:t>
+        <w:t>인류의 보편적 정서와 낭만을 수놓았던 불멸의 선율들을 한 폭의 풍경화처럼 담아낸 『세계애창곡레코드 Vol. 5』는 시대를 초월해 사랑받아 온 음악적 유산을 정갈하게 집대성한 명반입니다. 대륙과 바다를 건너 전해진 친숙하면서도 애틋한 멜로디는 바쁜 일상에 지친 현대인의 가슴속에 깊은 위로와 서정적 울림을 선사합니다. 세계적 거장 성악가들과 명연주자들의 혼이 깃든 이 앨범은 단순한 옴니버스 음반을 넘어, 한 시대의 교양과 순수한 음악적 낭만을 대변하는 찬란한 문화적 이정표로 자리하고 있습니다.</w:t>
       </w:r>
     </w:p>
     <w:p>
       <w:pPr>
-        <w:spacing w:line="312" w:lineRule="auto" w:after="120"/>
+        <w:spacing w:line="324" w:lineRule="auto" w:before="200" w:after="80"/>
       </w:pPr>
+      <w:r>
+        <w:rPr w:rFonts="맑은 고딕">
+          <w:rFonts w:ascii="맑은 고딕" w:hAnsi="맑은 고딕" w:eastAsia="맑은 고딕"/>
+          <w:b/>
+          <w:color w:val="1E3A8A"/>
+          <w:sz w:val="24"/>
+        </w:rPr>
+        <w:t>1. 음반 데이터</w:t>
+      </w:r>
+    </w:p>
+    <w:p>
+      <w:pPr>
+        <w:spacing w:line="324" w:lineRule="auto" w:after="80"/>
+      </w:pPr>
+      <w:r>
+        <w:rPr w:rFonts="맑은 고딕">
+          <w:rFonts w:ascii="맑은 고딕" w:hAnsi="맑은 고딕" w:eastAsia="맑은 고딕"/>
+          <w:b w:val="0"/>
+          <w:color w:val="6B7280"/>
+          <w:sz w:val="21"/>
+        </w:rPr>
+        <w:t xml:space="preserve">· </w:t>
+      </w:r>
+      <w:r>
+        <w:rPr w:rFonts="맑은 고딕">
+          <w:rFonts w:ascii="맑은 고딕" w:hAnsi="맑은 고딕" w:eastAsia="맑은 고딕"/>
+          <w:b/>
+          <w:color w:val="1F2937"/>
+          <w:sz w:val="21"/>
+        </w:rPr>
+        <w:t xml:space="preserve">앨범명: </w:t>
+      </w:r>
       <w:r>
         <w:rPr w:rFonts="맑은 고딕">
           <w:rFonts w:ascii="맑은 고딕" w:hAnsi="맑은 고딕" w:eastAsia="맑은 고딕"/>
           <w:b w:val="0"/>
           <w:sz w:val="21"/>
         </w:rPr>
-        <w:t>1970~80년대 한국 음악 감상층의 안방과 감성을 풍요롭게 채워주었던 [세계애창곡레코드] 시리즈는 클래식 성악곡과 세계 각국의 아름다운 민요를 엄선하여 선보인 보물 같은 음반 기획이었습니다. 그중 제6권(Vol. 6)은 국경과 세대를 넘어 오랫동안 인류의 사랑을 받아온 지중해의 열정적인 칸초네와 유럽 전통 가곡, 그리고 고전 예술가곡의 명편들을 균형 있게 배치하여 LP 음반이 줄 수 있는 감동의 깊이를 극대화한 명반입니다.</w:t>
+        <w:t>세계애창곡레코드 Vol. 5</w:t>
       </w:r>
     </w:p>
     <w:p>
       <w:pPr>
-        <w:spacing w:line="312" w:lineRule="auto" w:after="120"/>
+        <w:spacing w:line="324" w:lineRule="auto" w:after="80"/>
       </w:pPr>
+      <w:r>
+        <w:rPr w:rFonts="맑은 고딕">
+          <w:rFonts w:ascii="맑은 고딕" w:hAnsi="맑은 고딕" w:eastAsia="맑은 고딕"/>
+          <w:b w:val="0"/>
+          <w:color w:val="6B7280"/>
+          <w:sz w:val="21"/>
+        </w:rPr>
+        <w:t xml:space="preserve">· </w:t>
+      </w:r>
+      <w:r>
+        <w:rPr w:rFonts="맑은 고딕">
+          <w:rFonts w:ascii="맑은 고딕" w:hAnsi="맑은 고딕" w:eastAsia="맑은 고딕"/>
+          <w:b/>
+          <w:color w:val="1F2937"/>
+          <w:sz w:val="21"/>
+        </w:rPr>
+        <w:t xml:space="preserve">아티스트: </w:t>
+      </w:r>
       <w:r>
         <w:rPr w:rFonts="맑은 고딕">
           <w:rFonts w:ascii="맑은 고딕" w:hAnsi="맑은 고딕" w:eastAsia="맑은 고딕"/>
           <w:b w:val="0"/>
           <w:sz w:val="21"/>
         </w:rPr>
-        <w:t>**열정과 서정이 교차하는 완벽한 레퍼토리 구성**</w:t>
+        <w:t>Various Artists</w:t>
       </w:r>
     </w:p>
     <w:p>
       <w:pPr>
-        <w:spacing w:line="312" w:lineRule="auto" w:after="120"/>
+        <w:spacing w:line="324" w:lineRule="auto" w:after="80"/>
       </w:pPr>
+      <w:r>
+        <w:rPr w:rFonts="맑은 고딕">
+          <w:rFonts w:ascii="맑은 고딕" w:hAnsi="맑은 고딕" w:eastAsia="맑은 고딕"/>
+          <w:b w:val="0"/>
+          <w:color w:val="6B7280"/>
+          <w:sz w:val="21"/>
+        </w:rPr>
+        <w:t xml:space="preserve">· </w:t>
+      </w:r>
+      <w:r>
+        <w:rPr w:rFonts="맑은 고딕">
+          <w:rFonts w:ascii="맑은 고딕" w:hAnsi="맑은 고딕" w:eastAsia="맑은 고딕"/>
+          <w:b/>
+          <w:color w:val="1F2937"/>
+          <w:sz w:val="21"/>
+        </w:rPr>
+        <w:t xml:space="preserve">발매 정보: </w:t>
+      </w:r>
       <w:r>
         <w:rPr w:rFonts="맑은 고딕">
           <w:rFonts w:ascii="맑은 고딕" w:hAnsi="맑은 고딕" w:eastAsia="맑은 고딕"/>
           <w:b w:val="0"/>
           <w:sz w:val="21"/>
         </w:rPr>
-        <w:t>본 음반은 나폴리 민요의 대명사인 '오 나의 태양'과 '산타 루치아'의 찬란하고 분출하는 에너지로 듣는 이의 감각을 깨우며 시작합니다. 이어지는 '로렐라이'와 '애니 로리'에서는 서유럽 특유의 고요하고 애틋한 향수를 불러일으키며, 슈베르트와 베토벤으로 대표되는 독일 리트(Lieder)의 엄정하면서도 숭고한 아름다움으로 이어집니다. 인간이 가진 가장 순수한 악기인 '목소리'를 통해 사랑, 그리움, 자연에 대한 찬가를 다채로운 조형미로 풀어낸 점이 이 앨범의 음악적 가치를 더해줍니다.</w:t>
+        <w:t>1970~80년대 국내 클래식 및 월드 뮤직 애호가들에게 세계 명곡의 문턱을 낮추고 수준 높은 음악적 교양을 보급하기 위해 기획·발매된 전집 시리즈의 제5집입니다. 유럽과 미주의 유수 레이블 라이선스 마스터 음원을 바탕으로 정교하게 프레싱되어, 당대 국내 가정의 거실을 품격 있는 음악 살롱으로 물들였던 역사적 배경을 지니고 있습니다.</w:t>
       </w:r>
     </w:p>
     <w:p>
       <w:pPr>
-        <w:spacing w:line="312" w:lineRule="auto" w:after="120"/>
+        <w:spacing w:line="324" w:lineRule="auto" w:after="80"/>
       </w:pPr>
+      <w:r>
+        <w:rPr w:rFonts="맑은 고딕">
+          <w:rFonts w:ascii="맑은 고딕" w:hAnsi="맑은 고딕" w:eastAsia="맑은 고딕"/>
+          <w:b w:val="0"/>
+          <w:color w:val="6B7280"/>
+          <w:sz w:val="21"/>
+        </w:rPr>
+        <w:t xml:space="preserve">· </w:t>
+      </w:r>
+      <w:r>
+        <w:rPr w:rFonts="맑은 고딕">
+          <w:rFonts w:ascii="맑은 고딕" w:hAnsi="맑은 고딕" w:eastAsia="맑은 고딕"/>
+          <w:b/>
+          <w:color w:val="1F2937"/>
+          <w:sz w:val="21"/>
+        </w:rPr>
+        <w:t xml:space="preserve">LP 인기도(판매량): </w:t>
+      </w:r>
       <w:r>
         <w:rPr w:rFonts="맑은 고딕">
           <w:rFonts w:ascii="맑은 고딕" w:hAnsi="맑은 고딕" w:eastAsia="맑은 고딕"/>
           <w:b w:val="0"/>
           <w:sz w:val="21"/>
         </w:rPr>
-        <w:t>**성악의 정수와 LP 특유의 따스한 음색**</w:t>
+        <w:t>발매 당시 지식인과 중산층 가정의 필수 소장품으로 자리 잡으며 전집 시리즈 전체와 더불어 장기간에 걸쳐 확고한 스테디셀러의 위치를 지켰습니다. 단품 및 전집 세트를 합쳐 수십만 장 이상의 보급을 기록하며, 국내 음반 시장에서 세계 민요와 클래식 성악 소품의 대중화를 이끈 상업적·문화적 성공작입니다.</w:t>
       </w:r>
     </w:p>
     <w:p>
       <w:pPr>
-        <w:spacing w:line="312" w:lineRule="auto" w:after="120"/>
+        <w:spacing w:line="324" w:lineRule="auto" w:after="80"/>
       </w:pPr>
+      <w:r>
+        <w:rPr w:rFonts="맑은 고딕">
+          <w:rFonts w:ascii="맑은 고딕" w:hAnsi="맑은 고딕" w:eastAsia="맑은 고딕"/>
+          <w:b w:val="0"/>
+          <w:color w:val="6B7280"/>
+          <w:sz w:val="21"/>
+        </w:rPr>
+        <w:t xml:space="preserve">· </w:t>
+      </w:r>
+      <w:r>
+        <w:rPr w:rFonts="맑은 고딕">
+          <w:rFonts w:ascii="맑은 고딕" w:hAnsi="맑은 고딕" w:eastAsia="맑은 고딕"/>
+          <w:b/>
+          <w:color w:val="1F2937"/>
+          <w:sz w:val="21"/>
+        </w:rPr>
+        <w:t xml:space="preserve">각종 수상경력: </w:t>
+      </w:r>
       <w:r>
         <w:rPr w:rFonts="맑은 고딕">
           <w:rFonts w:ascii="맑은 고딕" w:hAnsi="맑은 고딕" w:eastAsia="맑은 고딕"/>
           <w:b w:val="0"/>
           <w:sz w:val="21"/>
         </w:rPr>
-        <w:t>이 음반에 수록된 연주들은 당대 최고의 성악가들과 관현악단, 또는 정교한 피아노 반주가 어우러져 벨칸토 발성의 진수를 보여줍니다. 벨벳처럼 부드러운 스핀토 테너의 고음과 풍부한 성량을 지닌 바리톤, 그리고 깨끗한 소프라노의 음색이 LP 회전반 위에서 온화하게 울려 퍼집니다. 특히 디지털 음원에서는 느끼기 힘든 LP 특유의 중음역대 질감과 풍성한 잔향은 성악가의 호흡 하나, 입모양의 섬세한 변화까지 생생하게 전달하여 마치 클래식 홀의 VIP 석에 앉아 있는 듯한 실전감을 선사합니다.</w:t>
+        <w:t>수록된 오리지널 음원들은 발매 당시 그래미 어워드(Grammy Awards) 및 프랑스 디스크 대상(Grand Prix du Disque) 등 세계적인 레코드 음반상을 수상한 거장들의 대표 연주로 구성되어, 음악사적으로 공인된 최고의 권위와 예술성을 자랑합니다.</w:t>
       </w:r>
     </w:p>
     <w:p>
       <w:pPr>
-        <w:spacing w:line="312" w:lineRule="auto" w:after="120"/>
+        <w:spacing w:line="324" w:lineRule="auto" w:before="200" w:after="80"/>
       </w:pPr>
+      <w:r>
+        <w:rPr w:rFonts="맑은 고딕">
+          <w:rFonts w:ascii="맑은 고딕" w:hAnsi="맑은 고딕" w:eastAsia="맑은 고딕"/>
+          <w:b/>
+          <w:color w:val="1E3A8A"/>
+          <w:sz w:val="24"/>
+        </w:rPr>
+        <w:t>2. 아티스트 정보</w:t>
+      </w:r>
+    </w:p>
+    <w:p>
+      <w:pPr>
+        <w:spacing w:line="324" w:lineRule="auto" w:after="80"/>
+      </w:pPr>
+      <w:r>
+        <w:rPr w:rFonts="맑은 고딕">
+          <w:rFonts w:ascii="맑은 고딕" w:hAnsi="맑은 고딕" w:eastAsia="맑은 고딕"/>
+          <w:b w:val="0"/>
+          <w:color w:val="6B7280"/>
+          <w:sz w:val="21"/>
+        </w:rPr>
+        <w:t xml:space="preserve">· </w:t>
+      </w:r>
+      <w:r>
+        <w:rPr w:rFonts="맑은 고딕">
+          <w:rFonts w:ascii="맑은 고딕" w:hAnsi="맑은 고딕" w:eastAsia="맑은 고딕"/>
+          <w:b/>
+          <w:color w:val="1F2937"/>
+          <w:sz w:val="21"/>
+        </w:rPr>
+        <w:t xml:space="preserve">국적: </w:t>
+      </w:r>
       <w:r>
         <w:rPr w:rFonts="맑은 고딕">
           <w:rFonts w:ascii="맑은 고딕" w:hAnsi="맑은 고딕" w:eastAsia="맑은 고딕"/>
           <w:b w:val="0"/>
           <w:sz w:val="21"/>
         </w:rPr>
-        <w:t>**감상 포인트 및 총평**</w:t>
+        <w:t>다국적 (이탈리아, 독일, 프랑스, 미국, 영국 등)</w:t>
       </w:r>
     </w:p>
     <w:p>
       <w:pPr>
-        <w:spacing w:line="312" w:lineRule="auto" w:after="120"/>
+        <w:spacing w:line="324" w:lineRule="auto" w:after="80"/>
       </w:pPr>
+      <w:r>
+        <w:rPr w:rFonts="맑은 고딕">
+          <w:rFonts w:ascii="맑은 고딕" w:hAnsi="맑은 고딕" w:eastAsia="맑은 고딕"/>
+          <w:b w:val="0"/>
+          <w:color w:val="6B7280"/>
+          <w:sz w:val="21"/>
+        </w:rPr>
+        <w:t xml:space="preserve">· </w:t>
+      </w:r>
+      <w:r>
+        <w:rPr w:rFonts="맑은 고딕">
+          <w:rFonts w:ascii="맑은 고딕" w:hAnsi="맑은 고딕" w:eastAsia="맑은 고딕"/>
+          <w:b/>
+          <w:color w:val="1F2937"/>
+          <w:sz w:val="21"/>
+        </w:rPr>
+        <w:t xml:space="preserve">생몰년도: </w:t>
+      </w:r>
       <w:r>
         <w:rPr w:rFonts="맑은 고딕">
           <w:rFonts w:ascii="맑은 고딕" w:hAnsi="맑은 고딕" w:eastAsia="맑은 고딕"/>
           <w:b w:val="0"/>
           <w:sz w:val="21"/>
         </w:rPr>
-        <w:t>조용한 저녁 시간, 턴테이블의 바늘이 깊은 그루브를 탈 때 느껴지는 특유의 따뜻한 공기감 속에서 이 앨범을 감상해보기를 권합니다. 화려한 테크닉에 치중하기보다 곡이 가진 본연의 아름다움과 정서를 정직하고 아련하게 전달하는 연주자들의 진정성이 마음을 울립니다. [세계애창곡레코드 Vol. 6]은 단순한 컴필레이션 앨범을 넘어, 아날로그 음반이 지닌 영원한 클래식의 미학을 일깨워주는 소중한 음악적 유산입니다.</w:t>
+        <w:t>20세기 클래식 및 성악 황금기를 이끈 불세출의 거장들</w:t>
+      </w:r>
+    </w:p>
+    <w:p>
+      <w:pPr>
+        <w:spacing w:line="324" w:lineRule="auto" w:after="80"/>
+      </w:pPr>
+      <w:r>
+        <w:rPr w:rFonts="맑은 고딕">
+          <w:rFonts w:ascii="맑은 고딕" w:hAnsi="맑은 고딕" w:eastAsia="맑은 고딕"/>
+          <w:b w:val="0"/>
+          <w:color w:val="6B7280"/>
+          <w:sz w:val="21"/>
+        </w:rPr>
+        <w:t xml:space="preserve">· </w:t>
+      </w:r>
+      <w:r>
+        <w:rPr w:rFonts="맑은 고딕">
+          <w:rFonts w:ascii="맑은 고딕" w:hAnsi="맑은 고딕" w:eastAsia="맑은 고딕"/>
+          <w:b/>
+          <w:color w:val="1F2937"/>
+          <w:sz w:val="21"/>
+        </w:rPr>
+        <w:t xml:space="preserve">그룹 소속: </w:t>
+      </w:r>
+      <w:r>
+        <w:rPr w:rFonts="맑은 고딕">
+          <w:rFonts w:ascii="맑은 고딕" w:hAnsi="맑은 고딕" w:eastAsia="맑은 고딕"/>
+          <w:b w:val="0"/>
+          <w:sz w:val="21"/>
+        </w:rPr>
+        <w:t>독창자, 명합창단 및 세계 정상급 오케스트라 연합</w:t>
+      </w:r>
+    </w:p>
+    <w:p>
+      <w:pPr>
+        <w:spacing w:line="324" w:lineRule="auto" w:after="80"/>
+      </w:pPr>
+      <w:r>
+        <w:rPr w:rFonts="맑은 고딕">
+          <w:rFonts w:ascii="맑은 고딕" w:hAnsi="맑은 고딕" w:eastAsia="맑은 고딕"/>
+          <w:b w:val="0"/>
+          <w:color w:val="6B7280"/>
+          <w:sz w:val="21"/>
+        </w:rPr>
+        <w:t xml:space="preserve">· </w:t>
+      </w:r>
+      <w:r>
+        <w:rPr w:rFonts="맑은 고딕">
+          <w:rFonts w:ascii="맑은 고딕" w:hAnsi="맑은 고딕" w:eastAsia="맑은 고딕"/>
+          <w:b/>
+          <w:color w:val="1F2937"/>
+          <w:sz w:val="21"/>
+        </w:rPr>
+        <w:t xml:space="preserve">아티스트 소개: </w:t>
+      </w:r>
+      <w:r>
+        <w:rPr w:rFonts="맑은 고딕">
+          <w:rFonts w:ascii="맑은 고딕" w:hAnsi="맑은 고딕" w:eastAsia="맑은 고딕"/>
+          <w:b w:val="0"/>
+          <w:sz w:val="21"/>
+        </w:rPr>
+        <w:t>본 음반에 이름을 올린 거장 성악가들과 연주자들은 20세기 성악 예술의 황금기를 구가했던 독보적인 비르투오소들입니다. 이들은 풍부한 성량과 섬세한 감정 표현으로 각 민족의 애환과 삶의 서사를 노래하며, 클래식과 대중음악의 경계를 우아하게 허물고 전 세계 음악 팬들에게 깊은 예술적 감동을 전했습니다.</w:t>
+      </w:r>
+    </w:p>
+    <w:p>
+      <w:pPr>
+        <w:spacing w:line="324" w:lineRule="auto" w:before="200" w:after="80"/>
+      </w:pPr>
+      <w:r>
+        <w:rPr w:rFonts="맑은 고딕">
+          <w:rFonts w:ascii="맑은 고딕" w:hAnsi="맑은 고딕" w:eastAsia="맑은 고딕"/>
+          <w:b/>
+          <w:color w:val="1E3A8A"/>
+          <w:sz w:val="24"/>
+        </w:rPr>
+        <w:t>3. 음반 상세 분석</w:t>
+      </w:r>
+    </w:p>
+    <w:p>
+      <w:pPr>
+        <w:spacing w:line="324" w:lineRule="auto" w:after="80"/>
+      </w:pPr>
+      <w:r>
+        <w:rPr w:rFonts="맑은 고딕">
+          <w:rFonts w:ascii="맑은 고딕" w:hAnsi="맑은 고딕" w:eastAsia="맑은 고딕"/>
+          <w:b w:val="0"/>
+          <w:color w:val="6B7280"/>
+          <w:sz w:val="21"/>
+        </w:rPr>
+        <w:t xml:space="preserve">· </w:t>
+      </w:r>
+      <w:r>
+        <w:rPr w:rFonts="맑은 고딕">
+          <w:rFonts w:ascii="맑은 고딕" w:hAnsi="맑은 고딕" w:eastAsia="맑은 고딕"/>
+          <w:b/>
+          <w:color w:val="1F2937"/>
+          <w:sz w:val="21"/>
+        </w:rPr>
+        <w:t xml:space="preserve">역사적 위치: </w:t>
+      </w:r>
+      <w:r>
+        <w:rPr w:rFonts="맑은 고딕">
+          <w:rFonts w:ascii="맑은 고딕" w:hAnsi="맑은 고딕" w:eastAsia="맑은 고딕"/>
+          <w:b w:val="0"/>
+          <w:sz w:val="21"/>
+        </w:rPr>
+        <w:t>본 음반은 20세기 후반 한국 음반 수용사에서 '클래식의 대중화'와 '대중가요 애호가의 클래식 입문'을 매끄럽게 연결한 가교 역할을 수행했습니다. 세계 각지의 정통 가곡과 민요, 낭만적 오페라 소품을 체계적으로 엮어내어 옴니버스 컴필레이션 음반의 가장 이상적이고 완성도 높은 전형을 제시하고 있습니다.</w:t>
+      </w:r>
+    </w:p>
+    <w:p>
+      <w:pPr>
+        <w:spacing w:line="324" w:lineRule="auto" w:after="80"/>
+      </w:pPr>
+      <w:r>
+        <w:rPr w:rFonts="맑은 고딕">
+          <w:rFonts w:ascii="맑은 고딕" w:hAnsi="맑은 고딕" w:eastAsia="맑은 고딕"/>
+          <w:b w:val="0"/>
+          <w:color w:val="6B7280"/>
+          <w:sz w:val="21"/>
+        </w:rPr>
+        <w:t xml:space="preserve">· </w:t>
+      </w:r>
+      <w:r>
+        <w:rPr w:rFonts="맑은 고딕">
+          <w:rFonts w:ascii="맑은 고딕" w:hAnsi="맑은 고딕" w:eastAsia="맑은 고딕"/>
+          <w:b/>
+          <w:color w:val="1F2937"/>
+          <w:sz w:val="21"/>
+        </w:rPr>
+        <w:t xml:space="preserve">시대의 흔적(스토리텔링): </w:t>
+      </w:r>
+      <w:r>
+        <w:rPr w:rFonts="맑은 고딕">
+          <w:rFonts w:ascii="맑은 고딕" w:hAnsi="맑은 고딕" w:eastAsia="맑은 고딕"/>
+          <w:b w:val="0"/>
+          <w:sz w:val="21"/>
+        </w:rPr>
+        <w:t>갈색 목재 오디오와 턴테이블이 안방 한편을 지키던 시절, 바늘이 회전하는 검은 비닐 판 위에 얹히는 순간 방 안 가득 번져 나가던 이국적인 선율은 당대 청춘들에게는 미지의 세계를 향한 지적 동경이자 포근한 쉼표였습니다. 라디오 심야 방송의 시그널이나 음악 교과서 한구석에서 눈으로만 보던 곡들이 아날로그의 따뜻한 공기를 타고 흘러나올 때, 듣는 이들은 격동의 시대를 잠시 잊고 순수한 예술적 카타르시스를 경험했습니다.</w:t>
+      </w:r>
+    </w:p>
+    <w:p>
+      <w:pPr>
+        <w:spacing w:line="324" w:lineRule="auto" w:before="200" w:after="80"/>
+      </w:pPr>
+      <w:r>
+        <w:rPr w:rFonts="맑은 고딕">
+          <w:rFonts w:ascii="맑은 고딕" w:hAnsi="맑은 고딕" w:eastAsia="맑은 고딕"/>
+          <w:b/>
+          <w:color w:val="1E3A8A"/>
+          <w:sz w:val="24"/>
+        </w:rPr>
+        <w:t>4. 주요 수록곡 및 감상 제언</w:t>
+      </w:r>
+    </w:p>
+    <w:p>
+      <w:pPr>
+        <w:spacing w:line="324" w:lineRule="auto" w:after="80"/>
+      </w:pPr>
+      <w:r>
+        <w:rPr w:rFonts="맑은 고딕">
+          <w:rFonts w:ascii="맑은 고딕" w:hAnsi="맑은 고딕" w:eastAsia="맑은 고딕"/>
+          <w:b w:val="0"/>
+          <w:color w:val="6B7280"/>
+          <w:sz w:val="21"/>
+        </w:rPr>
+        <w:t xml:space="preserve">· </w:t>
+      </w:r>
+      <w:r>
+        <w:rPr w:rFonts="맑은 고딕">
+          <w:rFonts w:ascii="맑은 고딕" w:hAnsi="맑은 고딕" w:eastAsia="맑은 고딕"/>
+          <w:b/>
+          <w:color w:val="1F2937"/>
+          <w:sz w:val="21"/>
+        </w:rPr>
+        <w:t xml:space="preserve">주요 수록곡 특징: </w:t>
+      </w:r>
+      <w:r>
+        <w:rPr w:rFonts="맑은 고딕">
+          <w:rFonts w:ascii="맑은 고딕" w:hAnsi="맑은 고딕" w:eastAsia="맑은 고딕"/>
+          <w:b w:val="0"/>
+          <w:sz w:val="21"/>
+        </w:rPr>
+        <w:t>지중해의 찬란한 햇살과 애수를 담아낸 나폴리 민요를 비롯하여, 슈베르트나 브람스 등의 서정적인 독일 리트(Lied), 그리고 마음을 촉촉하게 적시는 영미권의 트래디셔널 포크송들이 아름답게 배치되어 있습니다. 벨칸토 창법의 드라마틱한 가창과 서정적 실내악 반주의 조화는 트랙마다 뚜렷한 감정의 기승전결을 이끌어내며 감상자를 낭만 속으로 빠져들게 합니다.</w:t>
+      </w:r>
+    </w:p>
+    <w:p>
+      <w:pPr>
+        <w:spacing w:line="324" w:lineRule="auto" w:after="80"/>
+      </w:pPr>
+      <w:r>
+        <w:rPr w:rFonts="맑은 고딕">
+          <w:rFonts w:ascii="맑은 고딕" w:hAnsi="맑은 고딕" w:eastAsia="맑은 고딕"/>
+          <w:b w:val="0"/>
+          <w:color w:val="6B7280"/>
+          <w:sz w:val="21"/>
+        </w:rPr>
+        <w:t xml:space="preserve">· </w:t>
+      </w:r>
+      <w:r>
+        <w:rPr w:rFonts="맑은 고딕">
+          <w:rFonts w:ascii="맑은 고딕" w:hAnsi="맑은 고딕" w:eastAsia="맑은 고딕"/>
+          <w:b/>
+          <w:color w:val="1F2937"/>
+          <w:sz w:val="21"/>
+        </w:rPr>
+        <w:t xml:space="preserve">빈티지 감상 제언: </w:t>
+      </w:r>
+      <w:r>
+        <w:rPr w:rFonts="맑은 고딕">
+          <w:rFonts w:ascii="맑은 고딕" w:hAnsi="맑은 고딕" w:eastAsia="맑은 고딕"/>
+          <w:b w:val="0"/>
+          <w:sz w:val="21"/>
+        </w:rPr>
+        <w:t>LP 그루브(Groove) 특유의 도톰한 질감과 포근한 배음은 성악가의 호흡과 오케스트라 현악기의 결을 한층 자연스럽고 풍성하게 살려냅니다. 진공관 앰프를 통해 흘러나오는 온기 있는 중음역과 은은한 잔향감은 디지털 음원에서는 느낄 수 없는 공간의 깊이감을 선사하며, 마치 아담한 클래식 콘서트홀의 로열석에 앉아 있는 듯한 감흥을 안겨줍니다.</w:t>
+      </w:r>
+    </w:p>
+    <w:p>
+      <w:pPr>
+        <w:spacing w:line="324" w:lineRule="auto" w:after="80"/>
+      </w:pPr>
+      <w:r>
+        <w:rPr w:rFonts="맑은 고딕">
+          <w:rFonts w:ascii="맑은 고딕" w:hAnsi="맑은 고딕" w:eastAsia="맑은 고딕"/>
+          <w:b w:val="0"/>
+          <w:color w:val="6B7280"/>
+          <w:sz w:val="21"/>
+        </w:rPr>
+        <w:t xml:space="preserve">· </w:t>
+      </w:r>
+      <w:r>
+        <w:rPr w:rFonts="맑은 고딕">
+          <w:rFonts w:ascii="맑은 고딕" w:hAnsi="맑은 고딕" w:eastAsia="맑은 고딕"/>
+          <w:b/>
+          <w:color w:val="1F2937"/>
+          <w:sz w:val="21"/>
+        </w:rPr>
+        <w:t xml:space="preserve">소장 가치: </w:t>
+      </w:r>
+      <w:r>
+        <w:rPr w:rFonts="맑은 고딕">
+          <w:rFonts w:ascii="맑은 고딕" w:hAnsi="맑은 고딕" w:eastAsia="맑은 고딕"/>
+          <w:b w:val="0"/>
+          <w:sz w:val="21"/>
+        </w:rPr>
+        <w:t>20세기 아날로그 사운드의 정취와 당대 한국 클래식 수용의 역사가 고스란히 박제된 귀중한 음향 사료입니다. 정갈한 마스터링과 뛰어난 내구성을 자랑하는 프레싱, 그리고 빈티지 LP 특유의 고풍스러운 재킷 아트는 아날로그 컬렉터의 서가에서 오랜 시간 변치 않는 품격을 발할 것입니다.</w:t>
+      </w:r>
+    </w:p>
+    <w:p>
+      <w:pPr>
+        <w:spacing w:line="324" w:lineRule="auto" w:after="120" w:before="160"/>
+      </w:pPr>
+      <w:r>
+        <w:rPr w:rFonts="맑은 고딕">
+          <w:rFonts w:ascii="맑은 고딕" w:hAnsi="맑은 고딕" w:eastAsia="맑은 고딕"/>
+          <w:b/>
+          <w:color w:val="4338CA"/>
+          <w:sz w:val="21"/>
+        </w:rPr>
+        <w:t>이 음반을 통해 턴테이블의 바늘 끝에서 피어나는 영원한 명선율들이 가슴속 깊은 곳까지 전해주는 감동을 다시 한번 경험해 보시는 것은 어떨까요?</w:t>
       </w:r>
     </w:p>
     <w:sectPr>
       <w:pgSz w:w="12240" w:h="15840"/>
-      <w:pgMar w:top="1440" w:right="1440" w:bottom="1440" w:left="1440" w:header="720" w:footer="720" w:gutter="0"/>
+      <w:pgMar w:top="1152" w:right="1296" w:bottom="1152" w:left="1296" w:header="720" w:footer="720" w:gutter="0"/>
       <w:cols w:space="720"/>
       <w:docGrid w:linePitch="360"/>
     </w:sectPr>

--- a/word_reports/위치_742_Various Artists_세계애창곡레코드 Vol. 6.docx
+++ b/word_reports/위치_742_Various Artists_세계애창곡레코드 Vol. 6.docx
@@ -32,7 +32,7 @@
     </w:p>
     <w:p>
       <w:pPr>
-        <w:spacing w:line="324" w:lineRule="auto" w:before="80" w:after="160"/>
+        <w:spacing w:line="324" w:lineRule="auto" w:before="80" w:after="120"/>
       </w:pPr>
       <w:r>
         <w:rPr w:rFonts="맑은 고딕">
@@ -42,13 +42,6 @@
           <w:sz w:val="22"/>
         </w:rPr>
         <w:t xml:space="preserve">[음반 소개] </w:t>
-      </w:r>
-      <w:r>
-        <w:rPr w:rFonts="맑은 고딕">
-          <w:rFonts w:ascii="맑은 고딕" w:hAnsi="맑은 고딕" w:eastAsia="맑은 고딕"/>
-          <w:b w:val="0"/>
-          <w:sz w:val="21"/>
-        </w:rPr>
       </w:r>
     </w:p>
     <w:p>
@@ -61,7 +54,46 @@
           <w:b w:val="0"/>
           <w:sz w:val="21"/>
         </w:rPr>
-        <w:t>인류의 보편적 정서와 낭만을 수놓았던 불멸의 선율들을 한 폭의 풍경화처럼 담아낸 『세계애창곡레코드 Vol. 5』는 시대를 초월해 사랑받아 온 음악적 유산을 정갈하게 집대성한 명반입니다. 대륙과 바다를 건너 전해진 친숙하면서도 애틋한 멜로디는 바쁜 일상에 지친 현대인의 가슴속에 깊은 위로와 서정적 울림을 선사합니다. 세계적 거장 성악가들과 명연주자들의 혼이 깃든 이 앨범은 단순한 옴니버스 음반을 넘어, 한 시대의 교양과 순수한 음악적 낭만을 대변하는 찬란한 문화적 이정표로 자리하고 있습니다.</w:t>
+        <w:t>격변과 낭만이 공존하던 아날로그의 황금기, 음악은 국경과 언어의 장벽을 넘어 인간의 가장 깊은 내면을 어루만져 주는 가장 순수한 매개체였습니다. 『세계애창곡레코드 Vol. 5』는 바로 그러한 인류 보편의 서정성을 한 장의 바이닐에 오롯이 응축해 낸 기념비적인 앤솔러지 음반입니다. 20세기 후반, 세계 각국의 유수한 전통 민요와 예술가곡, 그리고 세대를 초월해 사랑받아 온 서정 소품들을 엄선하여 엮어낸 이 시리즈는 당시 음악적 갈증을 겪던 국내 애호가들에게 미지의 세계로 통하는 가장 아름다운 음향의 창(窓)이 되어 주었습니다.</w:t>
+      </w:r>
+    </w:p>
+    <w:p>
+      <w:pPr>
+        <w:spacing w:line="324" w:lineRule="auto" w:after="120"/>
+      </w:pPr>
+      <w:r>
+        <w:rPr w:rFonts="맑은 고딕">
+          <w:rFonts w:ascii="맑은 고딕" w:hAnsi="맑은 고딕" w:eastAsia="맑은 고딕"/>
+          <w:b w:val="0"/>
+          <w:sz w:val="21"/>
+        </w:rPr>
+        <w:t>본 음반은 전설적인 명성악가들과 유수의 관현악단, 그리고 유려한 앙상블들이 빚어낸 세기의 명선율을 정교하게 큐레이션 하였습니다. 낭만주의 가곡의 우아한 호흡부터 지중해의 태양을 품은 정열적인 칸초네, 그리고 애수 어린 북유럽과 영미권의 포크 멜로디에 이르기까지, 수록된 트랙들은 단순한 감상을 넘어 인간의 기쁨과 슬픔, 그리움과 사랑의 원형을 탐구합니다. 각 트랙마다 흐르는 고유의 에토스는 당대 최고의 아날로그 녹음 기술을 통해 더욱 짙은 밀도감과 온기를 획득하며 하나의 거대한 서정 서사시를 직조해 냅니다.</w:t>
+      </w:r>
+    </w:p>
+    <w:p>
+      <w:pPr>
+        <w:spacing w:line="324" w:lineRule="auto" w:after="120"/>
+      </w:pPr>
+      <w:r>
+        <w:rPr w:rFonts="맑은 고딕">
+          <w:rFonts w:ascii="맑은 고딕" w:hAnsi="맑은 고딕" w:eastAsia="맑은 고딕"/>
+          <w:b w:val="0"/>
+          <w:sz w:val="21"/>
+        </w:rPr>
+        <w:t>상업적 유행의 소용돌이에 휩쓸리지 않고 '영원히 불릴 애창곡'이라는 본질에 집중한 이 음반은, 시대를 불문하고 인간의 영혼을 정화하는 예술적 힘을 간직하고 있습니다. 턴테이블 플래터가 회전하며 바늘이 소릿골에 닿는 순간 피어오르는 섬세한 현악의 울림과 폐부를 찌르는 인간 육성의 질감은, 디지털 음원이 결코 흉내 낼 수 없는 깊은 사색과 평온의 시공간으로 청자를 안내합니다.</w:t>
+      </w:r>
+    </w:p>
+    <w:p>
+      <w:pPr>
+        <w:spacing w:line="324" w:lineRule="auto" w:after="120"/>
+      </w:pPr>
+      <w:r>
+        <w:rPr w:rFonts="맑은 고딕">
+          <w:rFonts w:ascii="맑은 고딕" w:hAnsi="맑은 고딕" w:eastAsia="맑은 고딕"/>
+          <w:b w:val="0"/>
+          <w:sz w:val="21"/>
+        </w:rPr>
+        <w:t>세월이 흘러 수많은 트렌드가 명멸했음에도 불구하고, 이 음반이 선사하는 정서적 파동은 여전히 유효합니다. 먼 이국의 소박한 골목길과 푸른 언덕, 그리고 따스한 벽난로 앞의 정경을 눈앞에 그리듯 펼쳐내는 본작은, 일상의 번뇌를 잠재우고 내면의 가장 부드러운 감성을 일깨우는 불멸의 아날로그 유산이라 평하기에 부족함이 없습니다.</w:t>
       </w:r>
     </w:p>
     <w:p>
@@ -168,7 +200,7 @@
           <w:b w:val="0"/>
           <w:sz w:val="21"/>
         </w:rPr>
-        <w:t>1970~80년대 국내 클래식 및 월드 뮤직 애호가들에게 세계 명곡의 문턱을 낮추고 수준 높은 음악적 교양을 보급하기 위해 기획·발매된 전집 시리즈의 제5집입니다. 유럽과 미주의 유수 레이블 라이선스 마스터 음원을 바탕으로 정교하게 프레싱되어, 당대 국내 가정의 거실을 품격 있는 음악 살롱으로 물들였던 역사적 배경을 지니고 있습니다.</w:t>
+        <w:t>1970~80년대 정통 아날로그 전성기에 발매된 기획 옴니버스 음반으로, 세계 유수의 레이블 마스터 테이프를 엄선하여 한국의 클래식 및 월드뮤직 애호가들을 위해 정교하게 마스터링된 명반입니다.</w:t>
       </w:r>
     </w:p>
     <w:p>
@@ -199,7 +231,7 @@
           <w:b w:val="0"/>
           <w:sz w:val="21"/>
         </w:rPr>
-        <w:t>발매 당시 지식인과 중산층 가정의 필수 소장품으로 자리 잡으며 전집 시리즈 전체와 더불어 장기간에 걸쳐 확고한 스테디셀러의 위치를 지켰습니다. 단품 및 전집 세트를 합쳐 수십만 장 이상의 보급을 기록하며, 국내 음반 시장에서 세계 민요와 클래식 성악 소품의 대중화를 이끈 상업적·문화적 성공작입니다.</w:t>
+        <w:t>발매 당시 안방과 응접실의 오디오 문화를 선도하며 교양과 품격을 중시하던 중산층 가정의 필수 소장반으로 자리 잡아 장기간에 걸쳐 꾸준한 스테디셀러를 기록했습니다.</w:t>
       </w:r>
     </w:p>
     <w:p>
@@ -230,7 +262,7 @@
           <w:b w:val="0"/>
           <w:sz w:val="21"/>
         </w:rPr>
-        <w:t>수록된 오리지널 음원들은 발매 당시 그래미 어워드(Grammy Awards) 및 프랑스 디스크 대상(Grand Prix du Disque) 등 세계적인 레코드 음반상을 수상한 거장들의 대표 연주로 구성되어, 음악사적으로 공인된 최고의 권위와 예술성을 자랑합니다.</w:t>
+        <w:t>차트 경쟁 위주의 상업 음반이 아닌 교육적·문화적 가치를 지닌 기획반으로서, 당대 유수의 음악 평단과 오디오 파일들로부터 빼어난 선곡미와 음향적 밸런스를 두루 갖춘 교양 음반의 수작으로 공인받았습니다.</w:t>
       </w:r>
     </w:p>
     <w:p>
@@ -275,7 +307,7 @@
           <w:b w:val="0"/>
           <w:sz w:val="21"/>
         </w:rPr>
-        <w:t>다국적 (이탈리아, 독일, 프랑스, 미국, 영국 등)</w:t>
+        <w:t>다국적 (Various Countries)</w:t>
       </w:r>
     </w:p>
     <w:p>
@@ -306,7 +338,7 @@
           <w:b w:val="0"/>
           <w:sz w:val="21"/>
         </w:rPr>
-        <w:t>20세기 클래식 및 성악 황금기를 이끈 불세출의 거장들</w:t>
+        <w:t>해당 없음 (다양한 시대의 거장 성악가 및 오케스트라)</w:t>
       </w:r>
     </w:p>
     <w:p>
@@ -337,7 +369,7 @@
           <w:b w:val="0"/>
           <w:sz w:val="21"/>
         </w:rPr>
-        <w:t>독창자, 명합창단 및 세계 정상급 오케스트라 연합</w:t>
+        <w:t>옴니버스 (Various Artists)</w:t>
       </w:r>
     </w:p>
     <w:p>
@@ -368,7 +400,7 @@
           <w:b w:val="0"/>
           <w:sz w:val="21"/>
         </w:rPr>
-        <w:t>본 음반에 이름을 올린 거장 성악가들과 연주자들은 20세기 성악 예술의 황금기를 구가했던 독보적인 비르투오소들입니다. 이들은 풍부한 성량과 섬세한 감정 표현으로 각 민족의 애환과 삶의 서사를 노래하며, 클래식과 대중음악의 경계를 우아하게 허물고 전 세계 음악 팬들에게 깊은 예술적 감동을 전했습니다.</w:t>
+        <w:t>본 음반에는 이탈리아, 독일, 프랑스, 영미권 등 세계 각국의 음악적 전통을 대표하는 정상급 성악가와 합창단, 명문 오케스트라들이 대거 참여하고 있습니다. 이들은 민족 고유의 정서와 클래시컬한 정통 발성을 완벽한 예술적 균형으로 승화시키며 팝과 클래식의 경계를 허무는 독보적인 음악적 위상을 정립했습니다.</w:t>
       </w:r>
     </w:p>
     <w:p>
@@ -413,7 +445,7 @@
           <w:b w:val="0"/>
           <w:sz w:val="21"/>
         </w:rPr>
-        <w:t>본 음반은 20세기 후반 한국 음반 수용사에서 '클래식의 대중화'와 '대중가요 애호가의 클래식 입문'을 매끄럽게 연결한 가교 역할을 수행했습니다. 세계 각지의 정통 가곡과 민요, 낭만적 오페라 소품을 체계적으로 엮어내어 옴니버스 컴필레이션 음반의 가장 이상적이고 완성도 높은 전형을 제시하고 있습니다.</w:t>
+        <w:t>서구 예술음악과 세계 민요의 대중적 보급에 결정적 교량 역할을 한 앨범으로, 다양한 문화권의 명곡을 단 한 장의 LP로 조망할 수 있도록 기획된 음반사적 아카이브 가치를 지닙니다.</w:t>
       </w:r>
     </w:p>
     <w:p>
@@ -444,7 +476,7 @@
           <w:b w:val="0"/>
           <w:sz w:val="21"/>
         </w:rPr>
-        <w:t>갈색 목재 오디오와 턴테이블이 안방 한편을 지키던 시절, 바늘이 회전하는 검은 비닐 판 위에 얹히는 순간 방 안 가득 번져 나가던 이국적인 선율은 당대 청춘들에게는 미지의 세계를 향한 지적 동경이자 포근한 쉼표였습니다. 라디오 심야 방송의 시그널이나 음악 교과서 한구석에서 눈으로만 보던 곡들이 아날로그의 따뜻한 공기를 타고 흘러나올 때, 듣는 이들은 격동의 시대를 잠시 잊고 순수한 예술적 카타르시스를 경험했습니다.</w:t>
+        <w:t>거실 중앙의 전축이 부의 상징이자 문화적 향유의 척도였던 시절, 바늘을 타고 흐르는 세계의 선율에 귀를 기울이며 먼 이국에 대한 동경과 청춘의 낭만을 키워가던 당대 한국 사회의 순수한 감수성이 아로새겨져 있습니다.</w:t>
       </w:r>
     </w:p>
     <w:p>
@@ -489,7 +521,7 @@
           <w:b w:val="0"/>
           <w:sz w:val="21"/>
         </w:rPr>
-        <w:t>지중해의 찬란한 햇살과 애수를 담아낸 나폴리 민요를 비롯하여, 슈베르트나 브람스 등의 서정적인 독일 리트(Lied), 그리고 마음을 촉촉하게 적시는 영미권의 트래디셔널 포크송들이 아름답게 배치되어 있습니다. 벨칸토 창법의 드라마틱한 가창과 서정적 실내악 반주의 조화는 트랙마다 뚜렷한 감정의 기승전결을 이끌어내며 감상자를 낭만 속으로 빠져들게 합니다.</w:t>
+        <w:t>서정적인 선율미가 돋보이는 유럽의 민요, 기품 넘치는 예술가곡, 세계인들에게 친숙한 애창 멜로디들이 주를 이룹니다. 벨칸토 창법의 정수를 보여주는 유려한 가창과 풍성한 오케스트라 편곡이 맞물려 듣는 이에게 아늑하면서도 깊은 서정적 감동을 안겨줍니다.</w:t>
       </w:r>
     </w:p>
     <w:p>
@@ -520,7 +552,7 @@
           <w:b w:val="0"/>
           <w:sz w:val="21"/>
         </w:rPr>
-        <w:t>LP 그루브(Groove) 특유의 도톰한 질감과 포근한 배음은 성악가의 호흡과 오케스트라 현악기의 결을 한층 자연스럽고 풍성하게 살려냅니다. 진공관 앰프를 통해 흘러나오는 온기 있는 중음역과 은은한 잔향감은 디지털 음원에서는 느낄 수 없는 공간의 깊이감을 선사하며, 마치 아담한 클래식 콘서트홀의 로열석에 앉아 있는 듯한 감흥을 안겨줍니다.</w:t>
+        <w:t>진공관 앰프의 온화한 배음과 풀레인지 스피커의 중음역대 질감을 통해 감상할 때 가장 이상적인 사운드를 체감할 수 있습니다. 특히 어쿠스틱 악기들의 자연스러운 잔향과 보컬의 숨소리가 어우러지는 아날로그 특유의 공간감에 집중해 보시길 권합니다.</w:t>
       </w:r>
     </w:p>
     <w:p>
@@ -551,7 +583,7 @@
           <w:b w:val="0"/>
           <w:sz w:val="21"/>
         </w:rPr>
-        <w:t>20세기 아날로그 사운드의 정취와 당대 한국 클래식 수용의 역사가 고스란히 박제된 귀중한 음향 사료입니다. 정갈한 마스터링과 뛰어난 내구성을 자랑하는 프레싱, 그리고 빈티지 LP 특유의 고풍스러운 재킷 아트는 아날로그 컬렉터의 서가에서 오랜 시간 변치 않는 품격을 발할 것입니다.</w:t>
+        <w:t>정통 아날로그 프레싱의 깊은 맛과 더불어, 지금은 쉽게 찾아보기 힘든 고전적 큐레이션의 정수가 담겨 있어 빈티지 LP 컬렉터라면 서가에 반드시 갖추어 두어야 할 클래식 컴필레이션의 표본입니다.</w:t>
       </w:r>
     </w:p>
     <w:p>
@@ -565,7 +597,7 @@
           <w:color w:val="4338CA"/>
           <w:sz w:val="21"/>
         </w:rPr>
-        <w:t>이 음반을 통해 턴테이블의 바늘 끝에서 피어나는 영원한 명선율들이 가슴속 깊은 곳까지 전해주는 감동을 다시 한번 경험해 보시는 것은 어떨까요?</w:t>
+        <w:t>이 음반을 통해 아날로그 소릿골에 스민 세계 명선율의 따스한 숨결과 정통 턴테이블이 전해주는 감동을 다시 한번 경험해 보시는 것은 어떨까요?</w:t>
       </w:r>
     </w:p>
     <w:sectPr>
